--- a/datmod.docx
+++ b/datmod.docx
@@ -2,6 +2,17 @@
 <file path=word/document.xml><?xml version="1.0" encoding="utf-8"?>
 <w:document xmlns:wpc="http://schemas.microsoft.com/office/word/2010/wordprocessingCanvas" xmlns:cx="http://schemas.microsoft.com/office/drawing/2014/chartex" xmlns:cx1="http://schemas.microsoft.com/office/drawing/2015/9/8/chartex" xmlns:cx2="http://schemas.microsoft.com/office/drawing/2015/10/21/chartex" xmlns:cx3="http://schemas.microsoft.com/office/drawing/2016/5/9/chartex" xmlns:cx4="http://schemas.microsoft.com/office/drawing/2016/5/10/chartex" xmlns:cx5="http://schemas.microsoft.com/office/drawing/2016/5/11/chartex" xmlns:cx6="http://schemas.microsoft.com/office/drawing/2016/5/12/chartex" xmlns:cx7="http://schemas.microsoft.com/office/drawing/2016/5/13/chartex" xmlns:cx8="http://schemas.microsoft.com/office/drawing/2016/5/14/chartex" xmlns:mc="http://schemas.openxmlformats.org/markup-compatibility/2006" xmlns:aink="http://schemas.microsoft.com/office/drawing/2016/ink" xmlns:am3d="http://schemas.microsoft.com/office/drawing/2017/model3d" xmlns:o="urn:schemas-microsoft-com:office:office" xmlns:r="http://schemas.openxmlformats.org/officeDocument/2006/relationships" xmlns:m="http://schemas.openxmlformats.org/officeDocument/2006/math" xmlns:v="urn:schemas-microsoft-com:vml" xmlns:wp14="http://schemas.microsoft.com/office/word/2010/wordprocessingDrawing" xmlns:wp="http://schemas.openxmlformats.org/drawingml/2006/wordprocessingDrawing" xmlns:w10="urn:schemas-microsoft-com:office:word" xmlns:w="http://schemas.openxmlformats.org/wordprocessingml/2006/main" xmlns:w14="http://schemas.microsoft.com/office/word/2010/wordml" xmlns:w15="http://schemas.microsoft.com/office/word/2012/wordml" xmlns:w16cex="http://schemas.microsoft.com/office/word/2018/wordml/cex" xmlns:w16cid="http://schemas.microsoft.com/office/word/2016/wordml/cid" xmlns:w16="http://schemas.microsoft.com/office/word/2018/wordml" xmlns:w16sdtdh="http://schemas.microsoft.com/office/word/2020/wordml/sdtdatahash" xmlns:w16se="http://schemas.microsoft.com/office/word/2015/wordml/symex" xmlns:wpg="http://schemas.microsoft.com/office/word/2010/wordprocessingGroup" xmlns:wpi="http://schemas.microsoft.com/office/word/2010/wordprocessingInk" xmlns:wne="http://schemas.microsoft.com/office/word/2006/wordml" xmlns:wps="http://schemas.microsoft.com/office/word/2010/wordprocessingShape" mc:Ignorable="w14 w15 w16se w16cid w16 w16cex w16sdtdh wp14">
   <w:body>
+    <w:p>
+      <w:pPr>
+        <w:pStyle w:val="a4"/>
+        <w:spacing w:line="360" w:lineRule="auto"/>
+        <w:ind w:left="709"/>
+        <w:jc w:val="both"/>
+        <w:rPr>
+          <w:b/>
+        </w:rPr>
+      </w:pPr>
+    </w:p>
     <w:p>
       <w:pPr>
         <w:tabs>
@@ -13,6 +24,7 @@
           <w:b/>
         </w:rPr>
       </w:pPr>
+      <w:bookmarkStart w:id="0" w:name="_Hlk199350945"/>
       <w:r>
         <w:rPr>
           <w:b/>
@@ -34,13 +46,13 @@
         </w:rPr>
         <w:t>Агентства (</w:t>
       </w:r>
+      <w:proofErr w:type="spellStart"/>
       <w:r>
         <w:rPr>
           <w:bCs/>
           <w:u w:val="single"/>
-          <w:lang w:val="en-US"/>
-        </w:rPr>
-        <w:t>ID</w:t>
+        </w:rPr>
+        <w:t>Код</w:t>
       </w:r>
       <w:r>
         <w:rPr>
@@ -49,6 +61,7 @@
         </w:rPr>
         <w:t>_агентства</w:t>
       </w:r>
+      <w:proofErr w:type="spellEnd"/>
       <w:r>
         <w:rPr>
           <w:bCs/>
@@ -70,13 +83,13 @@
         </w:rPr>
         <w:t>Аниматоры (</w:t>
       </w:r>
+      <w:proofErr w:type="spellStart"/>
       <w:r>
         <w:rPr>
           <w:bCs/>
           <w:u w:val="single"/>
-          <w:lang w:val="en-US"/>
-        </w:rPr>
-        <w:t>ID</w:t>
+        </w:rPr>
+        <w:t>Код</w:t>
       </w:r>
       <w:r>
         <w:rPr>
@@ -85,18 +98,19 @@
         </w:rPr>
         <w:t>_аниматора</w:t>
       </w:r>
+      <w:proofErr w:type="spellEnd"/>
       <w:r>
         <w:rPr>
           <w:bCs/>
         </w:rPr>
         <w:t xml:space="preserve">, Фамилия, Имя, </w:t>
       </w:r>
+      <w:proofErr w:type="spellStart"/>
       <w:r>
         <w:rPr>
           <w:bCs/>
-          <w:lang w:val="en-US"/>
-        </w:rPr>
-        <w:t>ID</w:t>
+        </w:rPr>
+        <w:t>Код</w:t>
       </w:r>
       <w:r>
         <w:rPr>
@@ -108,7 +122,14 @@
         <w:rPr>
           <w:bCs/>
         </w:rPr>
-        <w:t>агент-а)</w:t>
+        <w:t>агент</w:t>
+      </w:r>
+      <w:proofErr w:type="spellEnd"/>
+      <w:r>
+        <w:rPr>
+          <w:bCs/>
+        </w:rPr>
+        <w:t>-а)</w:t>
       </w:r>
     </w:p>
     <w:p>
@@ -125,13 +146,13 @@
         </w:rPr>
         <w:t>Праздники (</w:t>
       </w:r>
+      <w:proofErr w:type="spellStart"/>
       <w:r>
         <w:rPr>
           <w:bCs/>
           <w:u w:val="single"/>
-          <w:lang w:val="en-US"/>
-        </w:rPr>
-        <w:t>ID</w:t>
+        </w:rPr>
+        <w:t>Код</w:t>
       </w:r>
       <w:r>
         <w:rPr>
@@ -154,18 +175,19 @@
         </w:rPr>
         <w:t>раздника</w:t>
       </w:r>
+      <w:proofErr w:type="spellEnd"/>
       <w:r>
         <w:rPr>
           <w:bCs/>
         </w:rPr>
         <w:t xml:space="preserve">, </w:t>
       </w:r>
+      <w:proofErr w:type="spellStart"/>
       <w:r>
         <w:rPr>
           <w:bCs/>
-          <w:lang w:val="en-US"/>
-        </w:rPr>
-        <w:t>ID</w:t>
+        </w:rPr>
+        <w:t>Код</w:t>
       </w:r>
       <w:r>
         <w:rPr>
@@ -177,7 +199,14 @@
         <w:rPr>
           <w:bCs/>
         </w:rPr>
-        <w:t>Аниматора, Дата_праздника, Время_начала, Гирлянда, Фейерверк, Хлопушка, Мероприятие).</w:t>
+        <w:t>Аниматора</w:t>
+      </w:r>
+      <w:proofErr w:type="spellEnd"/>
+      <w:r>
+        <w:rPr>
+          <w:bCs/>
+        </w:rPr>
+        <w:t>, Дата_праздника, Время_начала, Гирлянда, Фейерверк, Хлопушка, Мероприятие).</w:t>
       </w:r>
     </w:p>
     <w:p>
@@ -364,10 +393,13 @@
               <w:jc w:val="both"/>
             </w:pPr>
             <w:r>
-              <w:rPr>
-                <w:lang w:val="en-US"/>
-              </w:rPr>
-              <w:t>ID_</w:t>
+              <w:t>Код</w:t>
+            </w:r>
+            <w:r>
+              <w:rPr>
+                <w:lang w:val="en-US"/>
+              </w:rPr>
+              <w:t>_</w:t>
             </w:r>
             <w:r>
               <w:t>агентства</w:t>
@@ -624,7 +656,7 @@
         <w:tblLook w:val="04A0" w:firstRow="1" w:lastRow="0" w:firstColumn="1" w:lastColumn="0" w:noHBand="0" w:noVBand="1"/>
       </w:tblPr>
       <w:tblGrid>
-        <w:gridCol w:w="1715"/>
+        <w:gridCol w:w="1812"/>
         <w:gridCol w:w="1754"/>
         <w:gridCol w:w="863"/>
         <w:gridCol w:w="1470"/>
@@ -771,10 +803,13 @@
               <w:jc w:val="both"/>
             </w:pPr>
             <w:r>
-              <w:rPr>
-                <w:lang w:val="en-US"/>
-              </w:rPr>
-              <w:t>ID_</w:t>
+              <w:t>Код</w:t>
+            </w:r>
+            <w:r>
+              <w:rPr>
+                <w:lang w:val="en-US"/>
+              </w:rPr>
+              <w:t>_</w:t>
             </w:r>
             <w:r>
               <w:t>аниматора</w:t>
@@ -1105,7 +1140,7 @@
       </w:tr>
       <w:tr>
         <w:trPr>
-          <w:trHeight w:val="20"/>
+          <w:trHeight w:val="594"/>
         </w:trPr>
         <w:tc>
           <w:tcPr>
@@ -1115,14 +1150,13 @@
             <w:pPr>
               <w:jc w:val="both"/>
             </w:pPr>
-            <w:r>
-              <w:rPr>
-                <w:lang w:val="en-US"/>
-              </w:rPr>
-              <w:t>ID_</w:t>
-            </w:r>
-            <w:r>
-              <w:t>агент-а</w:t>
+            <w:proofErr w:type="spellStart"/>
+            <w:r>
+              <w:t>Код_агент</w:t>
+            </w:r>
+            <w:proofErr w:type="spellEnd"/>
+            <w:r>
+              <w:t>-а</w:t>
             </w:r>
           </w:p>
         </w:tc>
@@ -1248,7 +1282,7 @@
         <w:tblLook w:val="04A0" w:firstRow="1" w:lastRow="0" w:firstColumn="1" w:lastColumn="0" w:noHBand="0" w:noVBand="1"/>
       </w:tblPr>
       <w:tblGrid>
-        <w:gridCol w:w="1870"/>
+        <w:gridCol w:w="1879"/>
         <w:gridCol w:w="1754"/>
         <w:gridCol w:w="863"/>
         <w:gridCol w:w="1470"/>
@@ -1395,10 +1429,13 @@
               <w:jc w:val="both"/>
             </w:pPr>
             <w:r>
-              <w:rPr>
-                <w:lang w:val="en-US"/>
-              </w:rPr>
-              <w:t>ID_</w:t>
+              <w:t>Код</w:t>
+            </w:r>
+            <w:r>
+              <w:rPr>
+                <w:lang w:val="en-US"/>
+              </w:rPr>
+              <w:t>_</w:t>
             </w:r>
             <w:r>
               <w:t>П</w:t>
@@ -1515,10 +1552,13 @@
               <w:jc w:val="both"/>
             </w:pPr>
             <w:r>
-              <w:rPr>
-                <w:lang w:val="en-US"/>
-              </w:rPr>
-              <w:t>ID_</w:t>
+              <w:t>Код</w:t>
+            </w:r>
+            <w:r>
+              <w:rPr>
+                <w:lang w:val="en-US"/>
+              </w:rPr>
+              <w:t>_</w:t>
             </w:r>
             <w:r>
               <w:t>Аниматора</w:t>
@@ -2377,6 +2417,7 @@
               <w:jc w:val="both"/>
             </w:pPr>
             <w:r>
+              <w:lastRenderedPageBreak/>
               <w:t>Мероприятия</w:t>
             </w:r>
           </w:p>
@@ -2476,6 +2517,34 @@
         </w:tc>
       </w:tr>
     </w:tbl>
+    <w:p>
+      <w:pPr>
+        <w:spacing w:line="360" w:lineRule="auto"/>
+        <w:jc w:val="both"/>
+        <w:rPr>
+          <w:b/>
+        </w:rPr>
+      </w:pPr>
+    </w:p>
+    <w:p>
+      <w:pPr>
+        <w:spacing w:line="360" w:lineRule="auto"/>
+        <w:jc w:val="both"/>
+        <w:rPr>
+          <w:b/>
+        </w:rPr>
+      </w:pPr>
+    </w:p>
+    <w:p>
+      <w:pPr>
+        <w:spacing w:line="360" w:lineRule="auto"/>
+        <w:jc w:val="both"/>
+        <w:rPr>
+          <w:b/>
+        </w:rPr>
+      </w:pPr>
+    </w:p>
+    <w:bookmarkEnd w:id="0"/>
     <w:p>
       <w:pPr>
         <w:spacing w:line="360" w:lineRule="auto"/>
@@ -2713,7 +2782,7 @@
     <w:lsdException w:name="Medium Shading 2 Accent 1" w:uiPriority="64"/>
     <w:lsdException w:name="Medium List 1 Accent 1" w:uiPriority="65"/>
     <w:lsdException w:name="Revision" w:semiHidden="1"/>
-    <w:lsdException w:name="List Paragraph" w:uiPriority="34" w:qFormat="1"/>
+    <w:lsdException w:name="List Paragraph" w:uiPriority="0" w:qFormat="1"/>
     <w:lsdException w:name="Quote" w:uiPriority="29" w:qFormat="1"/>
     <w:lsdException w:name="Intense Quote" w:uiPriority="30" w:qFormat="1"/>
     <w:lsdException w:name="Medium List 2 Accent 1" w:uiPriority="66"/>
@@ -2977,6 +3046,16 @@
         <w:insideV w:val="single" w:sz="4" w:space="0" w:color="auto"/>
       </w:tblBorders>
     </w:tblPr>
+  </w:style>
+  <w:style w:type="paragraph" w:styleId="a4">
+    <w:name w:val="List Paragraph"/>
+    <w:basedOn w:val="a"/>
+    <w:qFormat/>
+    <w:rsid w:val="004551FE"/>
+    <w:pPr>
+      <w:ind w:left="720"/>
+      <w:contextualSpacing/>
+    </w:pPr>
   </w:style>
 </w:styles>
 </file>
